--- a/docs/InvLib — представяне на функциите v2.4.57.docx
+++ b/docs/InvLib — представяне на функциите v2.4.57.docx
@@ -4128,7 +4128,7 @@
                 <w:color w:val="1B1813"/>
                 <w:sz w:val="20"/>
               </w:rPr>
-              <w:t>1504 теста при всяко издание</w:t>
+              <w:t>1584 теста при всяко издание</w:t>
             </w:r>
           </w:p>
         </w:tc>
